--- a/fuentes/21250007_M1_CF02_DU.docx
+++ b/fuentes/21250007_M1_CF02_DU.docx
@@ -1,6 +1,6 @@
 
 <file path=word/document.xml><?xml version="1.0" encoding="utf-8"?>
-<w:document xmlns:wpc="http://schemas.microsoft.com/office/word/2010/wordprocessingCanvas" xmlns:cx="http://schemas.microsoft.com/office/drawing/2014/chartex" xmlns:cx1="http://schemas.microsoft.com/office/drawing/2015/9/8/chartex" xmlns:cx2="http://schemas.microsoft.com/office/drawing/2015/10/21/chartex" xmlns:cx3="http://schemas.microsoft.com/office/drawing/2016/5/9/chartex" xmlns:cx4="http://schemas.microsoft.com/office/drawing/2016/5/10/chartex" xmlns:cx5="http://schemas.microsoft.com/office/drawing/2016/5/11/chartex" xmlns:cx6="http://schemas.microsoft.com/office/drawing/2016/5/12/chartex" xmlns:cx7="http://schemas.microsoft.com/office/drawing/2016/5/13/chartex" xmlns:cx8="http://schemas.microsoft.com/office/drawing/2016/5/14/chartex" xmlns:mc="http://schemas.openxmlformats.org/markup-compatibility/2006" xmlns:aink="http://schemas.microsoft.com/office/drawing/2016/ink" xmlns:am3d="http://schemas.microsoft.com/office/drawing/2017/model3d" xmlns:o="urn:schemas-microsoft-com:office:office" xmlns:oel="http://schemas.microsoft.com/office/2019/extlst" xmlns:r="http://schemas.openxmlformats.org/officeDocument/2006/relationships" xmlns:m="http://schemas.openxmlformats.org/officeDocument/2006/math" xmlns:v="urn:schemas-microsoft-com:vml" xmlns:wp14="http://schemas.microsoft.com/office/word/2010/wordprocessingDrawing" xmlns:wp="http://schemas.openxmlformats.org/drawingml/2006/wordprocessingDrawing" xmlns:w10="urn:schemas-microsoft-com:office:word" xmlns:w="http://schemas.openxmlformats.org/wordprocessingml/2006/main" xmlns:w14="http://schemas.microsoft.com/office/word/2010/wordml" xmlns:w15="http://schemas.microsoft.com/office/word/2012/wordml" xmlns:w16cex="http://schemas.microsoft.com/office/word/2018/wordml/cex" xmlns:w16cid="http://schemas.microsoft.com/office/word/2016/wordml/cid" xmlns:w16="http://schemas.microsoft.com/office/word/2018/wordml" xmlns:w16sdtdh="http://schemas.microsoft.com/office/word/2020/wordml/sdtdatahash" xmlns:w16se="http://schemas.microsoft.com/office/word/2015/wordml/symex" xmlns:wpg="http://schemas.microsoft.com/office/word/2010/wordprocessingGroup" xmlns:wpi="http://schemas.microsoft.com/office/word/2010/wordprocessingInk" xmlns:wne="http://schemas.microsoft.com/office/word/2006/wordml" xmlns:wps="http://schemas.microsoft.com/office/word/2010/wordprocessingShape" mc:Ignorable="w14 w15 w16se w16cid w16 w16cex w16sdtdh wp14">
+<w:document xmlns:wpc="http://schemas.microsoft.com/office/word/2010/wordprocessingCanvas" xmlns:cx="http://schemas.microsoft.com/office/drawing/2014/chartex" xmlns:cx1="http://schemas.microsoft.com/office/drawing/2015/9/8/chartex" xmlns:cx2="http://schemas.microsoft.com/office/drawing/2015/10/21/chartex" xmlns:cx3="http://schemas.microsoft.com/office/drawing/2016/5/9/chartex" xmlns:cx4="http://schemas.microsoft.com/office/drawing/2016/5/10/chartex" xmlns:cx5="http://schemas.microsoft.com/office/drawing/2016/5/11/chartex" xmlns:cx6="http://schemas.microsoft.com/office/drawing/2016/5/12/chartex" xmlns:cx7="http://schemas.microsoft.com/office/drawing/2016/5/13/chartex" xmlns:cx8="http://schemas.microsoft.com/office/drawing/2016/5/14/chartex" xmlns:mc="http://schemas.openxmlformats.org/markup-compatibility/2006" xmlns:aink="http://schemas.microsoft.com/office/drawing/2016/ink" xmlns:am3d="http://schemas.microsoft.com/office/drawing/2017/model3d" xmlns:o="urn:schemas-microsoft-com:office:office" xmlns:r="http://schemas.openxmlformats.org/officeDocument/2006/relationships" xmlns:m="http://schemas.openxmlformats.org/officeDocument/2006/math" xmlns:v="urn:schemas-microsoft-com:vml" xmlns:wp14="http://schemas.microsoft.com/office/word/2010/wordprocessingDrawing" xmlns:wp="http://schemas.openxmlformats.org/drawingml/2006/wordprocessingDrawing" xmlns:w10="urn:schemas-microsoft-com:office:word" xmlns:w="http://schemas.openxmlformats.org/wordprocessingml/2006/main" xmlns:w14="http://schemas.microsoft.com/office/word/2010/wordml" xmlns:w15="http://schemas.microsoft.com/office/word/2012/wordml" xmlns:w16cex="http://schemas.microsoft.com/office/word/2018/wordml/cex" xmlns:w16cid="http://schemas.microsoft.com/office/word/2016/wordml/cid" xmlns:w16="http://schemas.microsoft.com/office/word/2018/wordml" xmlns:w16se="http://schemas.microsoft.com/office/word/2015/wordml/symex" xmlns:wpg="http://schemas.microsoft.com/office/word/2010/wordprocessingGroup" xmlns:wpi="http://schemas.microsoft.com/office/word/2010/wordprocessingInk" xmlns:wne="http://schemas.microsoft.com/office/word/2006/wordml" xmlns:wps="http://schemas.microsoft.com/office/word/2010/wordprocessingShape" mc:Ignorable="w14 w15 w16se w16cid w16 w16cex wp14">
   <w:body>
     <w:p>
       <w:pPr>
@@ -205,7 +205,7 @@
               </wp:anchor>
             </w:drawing>
           </mc:Choice>
-          <mc:Fallback>
+          <mc:Fallback xmlns:w16sdtdh="http://schemas.microsoft.com/office/word/2020/wordml/sdtdatahash" xmlns:oel="http://schemas.microsoft.com/office/2019/extlst">
             <w:pict>
               <v:rect w14:anchorId="0E5FC169" id="Rectángulo 3" o:spid="_x0000_s1026" alt="&quot;&quot;" style="position:absolute;margin-left:-55.95pt;margin-top:26.4pt;width:613.85pt;height:164.25pt;z-index:-251655168;visibility:visible;mso-wrap-style:square;mso-height-percent:0;mso-wrap-distance-left:9pt;mso-wrap-distance-top:0;mso-wrap-distance-right:9pt;mso-wrap-distance-bottom:0;mso-position-horizontal:absolute;mso-position-horizontal-relative:text;mso-position-vertical:absolute;mso-position-vertical-relative:text;mso-height-percent:0;mso-height-relative:margin;v-text-anchor:middle" o:gfxdata="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" fillcolor="#00314d" stroked="f" strokeweight="1pt"/>
             </w:pict>
@@ -318,7 +318,7 @@
                 <v:stroke joinstyle="miter"/>
                 <v:path gradientshapeok="t" o:connecttype="rect"/>
               </v:shapetype>
-              <v:shape id="Cuadro de texto 2" o:spid="_x0000_s1026" type="#_x0000_t202" alt="&quot;&quot;" style="position:absolute;left:0;text-align:left;margin-left:-25.2pt;margin-top:30.3pt;width:549pt;height:90pt;z-index:251663360;visibility:visible;mso-wrap-style:square;mso-width-percent:0;mso-height-percent:0;mso-wrap-distance-left:9pt;mso-wrap-distance-top:3.6pt;mso-wrap-distance-right:9pt;mso-wrap-distance-bottom:3.6pt;mso-position-horizontal:absolute;mso-position-horizontal-relative:text;mso-position-vertical:absolute;mso-position-vertical-relative:text;mso-width-percent:0;mso-height-percent:0;mso-width-relative:margin;mso-height-relative:margin;v-text-anchor:top" o:gfxdata="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" filled="f" stroked="f">
+              <v:shape id="Cuadro de texto 2" o:spid="_x0000_s1026" type="#_x0000_t202" alt="&quot;&quot;" style="position:absolute;left:0;text-align:left;margin-left:-25.2pt;margin-top:30.3pt;width:549pt;height:90pt;z-index:251663360;visibility:visible;mso-wrap-style:square;mso-width-percent:0;mso-height-percent:0;mso-wrap-distance-left:9pt;mso-wrap-distance-top:3.6pt;mso-wrap-distance-right:9pt;mso-wrap-distance-bottom:3.6pt;mso-position-horizontal:absolute;mso-position-horizontal-relative:text;mso-position-vertical:absolute;mso-position-vertical-relative:text;mso-width-percent:0;mso-height-percent:0;mso-width-relative:margin;mso-height-relative:margin;v-text-anchor:top" o:gfxdata="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" filled="f" stroked="f">
                 <v:textbox>
                   <w:txbxContent>
                     <w:p>
@@ -526,6 +526,7 @@
           <w:docPartUnique/>
         </w:docPartObj>
       </w:sdtPr>
+      <w:sdtEndPr/>
       <w:sdtContent>
         <w:p>
           <w:pPr>
@@ -1841,7 +1842,6 @@
       </w:pPr>
       <w:bookmarkStart w:id="0" w:name="_Toc217318969"/>
       <w:r>
-        <w:lastRenderedPageBreak/>
         <w:t>Introducción</w:t>
       </w:r>
       <w:bookmarkEnd w:id="0"/>
@@ -1866,11 +1866,7 @@
     </w:p>
     <w:p>
       <w:r>
-        <w:t xml:space="preserve">Además de las soluciones sistematizadas, se reconoce el valor de las prácticas emergentes construidas por promotores, extensionistas y familias rurales, que enriquecen el repertorio agroecológico desde la experiencia y la innovación local. El componente formativo promueve así una visión integral, donde el cruce entre indicadores y prácticas permite diseñar planes de intervención efectivos, medibles y </w:t>
-      </w:r>
-      <w:r>
-        <w:lastRenderedPageBreak/>
-        <w:t>participativos, fortaleciendo la resiliencia ambiental y la autonomía territorial en el camino hacia la sostenibilidad.</w:t>
+        <w:t>Además de las soluciones sistematizadas, se reconoce el valor de las prácticas emergentes construidas por promotores, extensionistas y familias rurales, que enriquecen el repertorio agroecológico desde la experiencia y la innovación local. El componente formativo promueve así una visión integral, donde el cruce entre indicadores y prácticas permite diseñar planes de intervención efectivos, medibles y participativos, fortaleciendo la resiliencia ambiental y la autonomía territorial en el camino hacia la sostenibilidad.</w:t>
       </w:r>
     </w:p>
     <w:p>
@@ -1888,7 +1884,6 @@
       </w:pPr>
       <w:bookmarkStart w:id="1" w:name="_Toc217318970"/>
       <w:r>
-        <w:lastRenderedPageBreak/>
         <w:t>Indicadores ambientales y factores del territorio</w:t>
       </w:r>
       <w:bookmarkEnd w:id="1"/>
@@ -1959,7 +1954,6 @@
         <w:rPr>
           <w:lang w:val="es-419" w:eastAsia="es-CO"/>
         </w:rPr>
-        <w:lastRenderedPageBreak/>
         <w:t>Dentro del campo de la agroecología, los indicadores ambientales se utilizan con el propósito de medir la perdurabilidad de los sistemas de producción.</w:t>
       </w:r>
     </w:p>
@@ -2119,14 +2113,7 @@
         <w:rPr>
           <w:lang w:val="es-419" w:eastAsia="es-CO"/>
         </w:rPr>
-        <w:t xml:space="preserve">El levantamiento de la línea base ambiental del predio rural es un componente fundamental del Instrumento de Planeación para la Transición Agroecológica (IPPTA). Su finalidad es proporcionar un diagnóstico detallado del estado ambiental de la finca, </w:t>
-      </w:r>
-      <w:r>
-        <w:rPr>
-          <w:lang w:val="es-419" w:eastAsia="es-CO"/>
-        </w:rPr>
-        <w:lastRenderedPageBreak/>
-        <w:t>esencial para gestionar y planificar el proceso de cambio hacia una producción sustentable.</w:t>
+        <w:t>El levantamiento de la línea base ambiental del predio rural es un componente fundamental del Instrumento de Planeación para la Transición Agroecológica (IPPTA). Su finalidad es proporcionar un diagnóstico detallado del estado ambiental de la finca, esencial para gestionar y planificar el proceso de cambio hacia una producción sustentable.</w:t>
       </w:r>
     </w:p>
     <w:p>
@@ -2287,7 +2274,6 @@
           <w:bCs/>
           <w:lang w:val="es-419" w:eastAsia="es-CO"/>
         </w:rPr>
-        <w:lastRenderedPageBreak/>
         <w:t>Gestión hídrica</w:t>
       </w:r>
       <w:r>
@@ -2739,14 +2725,7 @@
         <w:rPr>
           <w:lang w:val="es-419" w:eastAsia="es-CO"/>
         </w:rPr>
-        <w:t xml:space="preserve">Las dimensiones evaluadas, como la gestión hídrica, la biodiversidad funcional, la conservación del suelo y el manejo de residuos, reflejan aspectos críticos para la sostenibilidad territorial. Aplicados mediante técnicas participativas, estos indicadores fortalecen el diálogo de saberes, el monitoreo comunitario y la toma de decisiones </w:t>
-      </w:r>
-      <w:r>
-        <w:rPr>
-          <w:lang w:val="es-419" w:eastAsia="es-CO"/>
-        </w:rPr>
-        <w:lastRenderedPageBreak/>
-        <w:t>informadas, articulando el conocimiento local con criterios técnicos para proyectar estrategias agroecológicas pertinentes y regenerativas.</w:t>
+        <w:t>Las dimensiones evaluadas, como la gestión hídrica, la biodiversidad funcional, la conservación del suelo y el manejo de residuos, reflejan aspectos críticos para la sostenibilidad territorial. Aplicados mediante técnicas participativas, estos indicadores fortalecen el diálogo de saberes, el monitoreo comunitario y la toma de decisiones informadas, articulando el conocimiento local con criterios técnicos para proyectar estrategias agroecológicas pertinentes y regenerativas.</w:t>
       </w:r>
     </w:p>
     <w:p>
@@ -2968,7 +2947,6 @@
         <w:pStyle w:val="Ttulo4"/>
       </w:pPr>
       <w:r>
-        <w:lastRenderedPageBreak/>
         <w:t>Manejo del agua para consumo humano</w:t>
       </w:r>
     </w:p>
@@ -3331,7 +3309,6 @@
         <w:pStyle w:val="Ttulo4"/>
       </w:pPr>
       <w:r>
-        <w:lastRenderedPageBreak/>
         <w:t>Protección del bosque en la finca</w:t>
       </w:r>
     </w:p>
@@ -3694,7 +3671,6 @@
         <w:pStyle w:val="Ttulo4"/>
       </w:pPr>
       <w:r>
-        <w:lastRenderedPageBreak/>
         <w:t>Manejo de residuos sólidos</w:t>
       </w:r>
     </w:p>
@@ -3862,14 +3838,7 @@
         <w:rPr>
           <w:lang w:val="es-419" w:eastAsia="es-CO"/>
         </w:rPr>
-        <w:t xml:space="preserve">La familia que la habita ha desarrollado procesos de restauración ecológica, manejo eficiente del agua y aprovechamiento de residuos, articulando saberes locales </w:t>
-      </w:r>
-      <w:r>
-        <w:rPr>
-          <w:lang w:val="es-419" w:eastAsia="es-CO"/>
-        </w:rPr>
-        <w:lastRenderedPageBreak/>
-        <w:t>con acompañamiento técnico. La finca forma parte de una red comunitaria de conservación y ha priorizado como ejes de su transición agroecológica la protección de fuentes hídricas, la conectividad ecológica y la producción regenerativa.</w:t>
+        <w:t>La familia que la habita ha desarrollado procesos de restauración ecológica, manejo eficiente del agua y aprovechamiento de residuos, articulando saberes locales con acompañamiento técnico. La finca forma parte de una red comunitaria de conservación y ha priorizado como ejes de su transición agroecológica la protección de fuentes hídricas, la conectividad ecológica y la producción regenerativa.</w:t>
       </w:r>
     </w:p>
     <w:p>
@@ -4357,7 +4326,6 @@
       </w:pPr>
       <w:bookmarkStart w:id="4" w:name="_Toc217318973"/>
       <w:r>
-        <w:lastRenderedPageBreak/>
         <w:t>Algunas soluciones agroecológicas frente a la crisis ambiental</w:t>
       </w:r>
       <w:bookmarkEnd w:id="4"/>
@@ -4513,7 +4481,6 @@
       </w:pPr>
       <w:bookmarkStart w:id="5" w:name="_Toc217318974"/>
       <w:r>
-        <w:lastRenderedPageBreak/>
         <w:t>Estrategias prediales para el cuidado del agua</w:t>
       </w:r>
       <w:bookmarkEnd w:id="5"/>
@@ -4723,7 +4690,6 @@
                 <w:bCs/>
                 <w:lang w:val="es-419" w:eastAsia="es-CO"/>
               </w:rPr>
-              <w:lastRenderedPageBreak/>
               <w:t>Don Campos:</w:t>
             </w:r>
             <w:r>
@@ -4912,7 +4878,6 @@
         <w:rPr>
           <w:lang w:val="es-419" w:eastAsia="es-CO"/>
         </w:rPr>
-        <w:lastRenderedPageBreak/>
         <w:t>Esta estrategia se fundamenta en la lectura del relieve y el trazado de líneas clave a partir de puntos de inflexión topográfica, conocidos como puntos clave, que marcan el lugar donde la pendiente cambia de mayor a menor inclinación. A partir de allí se diseña una línea guía que permite movilizar el agua de forma controlada y regenerativa, integrando elementos como curvas de nivel, zanjas de infiltración, canales camino, barreras vivas, reservorios y labranza vertical.</w:t>
       </w:r>
     </w:p>
@@ -5002,7 +4967,6 @@
           <w:bCs/>
           <w:lang w:val="es-419" w:eastAsia="es-CO"/>
         </w:rPr>
-        <w:lastRenderedPageBreak/>
         <w:t xml:space="preserve">Canaletas y tuberías. </w:t>
       </w:r>
       <w:r>
@@ -5140,7 +5104,6 @@
         <w:pStyle w:val="Ttulo3"/>
       </w:pPr>
       <w:r>
-        <w:lastRenderedPageBreak/>
         <w:t>Riego eficiente</w:t>
       </w:r>
     </w:p>
@@ -5310,14 +5273,7 @@
         <w:rPr>
           <w:lang w:val="es-419" w:eastAsia="es-CO"/>
         </w:rPr>
-        <w:t xml:space="preserve">Los biofiltros son sistemas vivos diseñados para tratar aguas residuales o contaminadas, con el fin de mejorar su calidad y permitir su reutilización segura o su retorno al ambiente en condiciones más limpias. Funcionan mediante procesos </w:t>
-      </w:r>
-      <w:r>
-        <w:rPr>
-          <w:lang w:val="es-419" w:eastAsia="es-CO"/>
-        </w:rPr>
-        <w:lastRenderedPageBreak/>
-        <w:t>aerobios, en los cuales interactúan plantas, microorganismos y sustratos orgánicos, que en conjunto degradan contaminantes, reducen agentes patógenos y capturan nutrientes disueltos.</w:t>
+        <w:t>Los biofiltros son sistemas vivos diseñados para tratar aguas residuales o contaminadas, con el fin de mejorar su calidad y permitir su reutilización segura o su retorno al ambiente en condiciones más limpias. Funcionan mediante procesos aerobios, en los cuales interactúan plantas, microorganismos y sustratos orgánicos, que en conjunto degradan contaminantes, reducen agentes patógenos y capturan nutrientes disueltos.</w:t>
       </w:r>
     </w:p>
     <w:p>
@@ -5427,7 +5383,6 @@
         <w:pStyle w:val="Ttulo3"/>
       </w:pPr>
       <w:r>
-        <w:lastRenderedPageBreak/>
         <w:t>Potabilización del agua</w:t>
       </w:r>
     </w:p>
@@ -5544,7 +5499,6 @@
       </w:pPr>
       <w:bookmarkStart w:id="6" w:name="_Toc217318975"/>
       <w:r>
-        <w:lastRenderedPageBreak/>
         <w:t>Estrategias prediales para la conservación de la biodiversidad</w:t>
       </w:r>
       <w:bookmarkEnd w:id="6"/>
@@ -5712,7 +5666,6 @@
           </w:p>
           <w:p>
             <w:r>
-              <w:lastRenderedPageBreak/>
               <w:t>La vegetación natural cumple funciones esenciales: regula el microclima, protege el suelo de la erosión, facilita la infiltración del agua y crea hábitats para organismos fundamentales del sistema.</w:t>
             </w:r>
           </w:p>
@@ -5723,15 +5676,7 @@
           </w:p>
           <w:p>
             <w:r>
-              <w:t xml:space="preserve">Además de su valor ecológico, la vegetación fortalece la fertilidad del suelo, </w:t>
-            </w:r>
-            <w:proofErr w:type="gramStart"/>
-            <w:r>
-              <w:t>activa redes tróficas</w:t>
-            </w:r>
-            <w:proofErr w:type="gramEnd"/>
-            <w:r>
-              <w:t xml:space="preserve"> y dinamiza los ciclos biogeoquímicos que sostienen el funcionamiento estable del agroecosistema.</w:t>
+              <w:t>Además de su valor ecológico, la vegetación fortalece la fertilidad del suelo, activa redes tróficas y dinamiza los ciclos biogeoquímicos que sostienen el funcionamiento estable del agroecosistema.</w:t>
             </w:r>
           </w:p>
           <w:p>
@@ -5769,7 +5714,6 @@
         <w:pStyle w:val="Ttulo3"/>
       </w:pPr>
       <w:r>
-        <w:lastRenderedPageBreak/>
         <w:t>Algunos principios del manejo agroecológico de la biodiversidad</w:t>
       </w:r>
     </w:p>
@@ -5783,21 +5727,7 @@
         <w:rPr>
           <w:lang w:val="es-419" w:eastAsia="es-CO"/>
         </w:rPr>
-        <w:t xml:space="preserve">Las prácticas agroecológicas orientadas a la restauración de ecosistemas y su biodiversidad se basan en una serie de principios interrelacionados que garantizan la funcionalidad y sostenibilidad del agroecosistema. A </w:t>
-      </w:r>
-      <w:proofErr w:type="gramStart"/>
-      <w:r>
-        <w:rPr>
-          <w:lang w:val="es-419" w:eastAsia="es-CO"/>
-        </w:rPr>
-        <w:t>continuación</w:t>
-      </w:r>
-      <w:proofErr w:type="gramEnd"/>
-      <w:r>
-        <w:rPr>
-          <w:lang w:val="es-419" w:eastAsia="es-CO"/>
-        </w:rPr>
-        <w:t xml:space="preserve"> se resumen los principios clave:</w:t>
+        <w:t>Las prácticas agroecológicas orientadas a la restauración de ecosistemas y su biodiversidad se basan en una serie de principios interrelacionados que garantizan la funcionalidad y sostenibilidad del agroecosistema. A continuación se resumen los principios clave:</w:t>
       </w:r>
     </w:p>
     <w:p>
@@ -5994,7 +5924,6 @@
       </w:pPr>
       <w:bookmarkStart w:id="7" w:name="_Toc217318976"/>
       <w:r>
-        <w:lastRenderedPageBreak/>
         <w:t>Técnicas y estrategias concretas de manejo y conservación</w:t>
       </w:r>
       <w:bookmarkEnd w:id="7"/>
@@ -6058,14 +5987,7 @@
         <w:rPr>
           <w:lang w:val="es-419" w:eastAsia="es-CO"/>
         </w:rPr>
-        <w:t xml:space="preserve">Los remanentes corresponden a fragmentos de bosque natural que han permanecido a lo largo del tiempo, incluso bajo presiones antrópicas intensas. Se asemejan a huellas antiguas del territorio, espacios donde la vida continúa su ciclo sin interrupción. En Colombia, donde el equilibrio entre desarrollo y conservación siempre está en tensión, estos relictos cumplen una función decisiva. Albergan una riqueza biológica notable y garantizan estabilidad ecológica, regulación climática, refugio de fauna y servicios ecosistémicos esenciales. La normatividad ambiental colombiana, respaldada por el Código de Recursos Naturales Renovables, la Ley 99 de 1993 y sus reglamentaciones, reconoce el valor de estos remanentes. Desde allí se orienta su </w:t>
-      </w:r>
-      <w:r>
-        <w:rPr>
-          <w:lang w:val="es-419" w:eastAsia="es-CO"/>
-        </w:rPr>
-        <w:lastRenderedPageBreak/>
-        <w:t>protección, estableciendo que cualquier intervención requiere estudios, permisos y criterios de manejo responsables. Conservarlos no es solo una decisión voluntaria; constituye una responsabilidad legal y un aporte tangible al bienestar colectivo.</w:t>
+        <w:t>Los remanentes corresponden a fragmentos de bosque natural que han permanecido a lo largo del tiempo, incluso bajo presiones antrópicas intensas. Se asemejan a huellas antiguas del territorio, espacios donde la vida continúa su ciclo sin interrupción. En Colombia, donde el equilibrio entre desarrollo y conservación siempre está en tensión, estos relictos cumplen una función decisiva. Albergan una riqueza biológica notable y garantizan estabilidad ecológica, regulación climática, refugio de fauna y servicios ecosistémicos esenciales. La normatividad ambiental colombiana, respaldada por el Código de Recursos Naturales Renovables, la Ley 99 de 1993 y sus reglamentaciones, reconoce el valor de estos remanentes. Desde allí se orienta su protección, estableciendo que cualquier intervención requiere estudios, permisos y criterios de manejo responsables. Conservarlos no es solo una decisión voluntaria; constituye una responsabilidad legal y un aporte tangible al bienestar colectivo.</w:t>
       </w:r>
     </w:p>
     <w:p>
@@ -6121,14 +6043,7 @@
         <w:rPr>
           <w:lang w:val="es-419" w:eastAsia="es-CO"/>
         </w:rPr>
-        <w:t xml:space="preserve">Actuar sobre estos espacios implica protegerlos de talas, quemas o presiones que comprometan su integridad. Esto incluye mantenerlos libres de especies invasoras, aplicar cercas vivas para delimitar su área, instalar señalización y promover prácticas responsables entre quienes viven o trabajan en la finca. Cuidar los remanentes es similar a custodiar un jardín que guarda la memoria del bosque original. Para los corredores biológicos, la planificación es clave. El acompañamiento de profesionales en </w:t>
-      </w:r>
-      <w:r>
-        <w:rPr>
-          <w:lang w:val="es-419" w:eastAsia="es-CO"/>
-        </w:rPr>
-        <w:lastRenderedPageBreak/>
-        <w:t>agroecología, restauración o manejo del paisaje facilita identificar áreas estratégicas para reforestar, seleccionar especies nativas y definir distancias adecuadas entre plantas. La construcción de estos corredores puede involucrar a familias campesinas, vecinos o asociaciones veredales, fortaleciendo el tejido social a través de prácticas de cuidado del entorno. La siembra de árboles y arbustos no solo abre rutas para la fauna; también estabiliza suelos, protege fuentes hídricas y reduce la erosión.</w:t>
+        <w:t>Actuar sobre estos espacios implica protegerlos de talas, quemas o presiones que comprometan su integridad. Esto incluye mantenerlos libres de especies invasoras, aplicar cercas vivas para delimitar su área, instalar señalización y promover prácticas responsables entre quienes viven o trabajan en la finca. Cuidar los remanentes es similar a custodiar un jardín que guarda la memoria del bosque original. Para los corredores biológicos, la planificación es clave. El acompañamiento de profesionales en agroecología, restauración o manejo del paisaje facilita identificar áreas estratégicas para reforestar, seleccionar especies nativas y definir distancias adecuadas entre plantas. La construcción de estos corredores puede involucrar a familias campesinas, vecinos o asociaciones veredales, fortaleciendo el tejido social a través de prácticas de cuidado del entorno. La siembra de árboles y arbustos no solo abre rutas para la fauna; también estabiliza suelos, protege fuentes hídricas y reduce la erosión.</w:t>
       </w:r>
     </w:p>
     <w:p>
@@ -6177,14 +6092,7 @@
         <w:rPr>
           <w:lang w:val="es-419" w:eastAsia="es-CO"/>
         </w:rPr>
-        <w:t xml:space="preserve">La restauración ecológica es un acto de esperanza concreta en favor del planeta y de la vida que sostiene a las comunidades rurales. En las fincas colombianas, sean pequeñas o extensas, este proceso inicia cuando se decide transformar suelos degradados en espacios vivos, donde la diversidad retoma su lugar y los sonidos naturales del territorio regresan. Restaurar no es solo sembrar árboles: implica </w:t>
-      </w:r>
-      <w:r>
-        <w:rPr>
-          <w:lang w:val="es-419" w:eastAsia="es-CO"/>
-        </w:rPr>
-        <w:lastRenderedPageBreak/>
-        <w:t>acompañar a la naturaleza para que recupere fortaleza, equilibrio y resiliencia. Los enfoques de restauración son:</w:t>
+        <w:t>La restauración ecológica es un acto de esperanza concreta en favor del planeta y de la vida que sostiene a las comunidades rurales. En las fincas colombianas, sean pequeñas o extensas, este proceso inicia cuando se decide transformar suelos degradados en espacios vivos, donde la diversidad retoma su lugar y los sonidos naturales del territorio regresan. Restaurar no es solo sembrar árboles: implica acompañar a la naturaleza para que recupere fortaleza, equilibrio y resiliencia. Los enfoques de restauración son:</w:t>
       </w:r>
     </w:p>
     <w:p>
@@ -6411,7 +6319,6 @@
           <w:bCs/>
           <w:lang w:val="es-419" w:eastAsia="es-CO"/>
         </w:rPr>
-        <w:lastRenderedPageBreak/>
         <w:t>Ejemplos</w:t>
       </w:r>
       <w:r>
@@ -6432,7 +6339,21 @@
         <w:rPr>
           <w:lang w:val="es-419" w:eastAsia="es-CO"/>
         </w:rPr>
-        <w:t>, silvopastoriles, tratamientos bioecológicos como siembra directa, nucleación o instalación de perchas.</w:t>
+        <w:t xml:space="preserve">, silvopastoriles, tratamientos </w:t>
+      </w:r>
+      <w:proofErr w:type="spellStart"/>
+      <w:r>
+        <w:rPr>
+          <w:lang w:val="es-419" w:eastAsia="es-CO"/>
+        </w:rPr>
+        <w:t>bioecológicos</w:t>
+      </w:r>
+      <w:proofErr w:type="spellEnd"/>
+      <w:r>
+        <w:rPr>
+          <w:lang w:val="es-419" w:eastAsia="es-CO"/>
+        </w:rPr>
+        <w:t xml:space="preserve"> como siembra directa, nucleación o instalación de perchas.</w:t>
       </w:r>
     </w:p>
     <w:p>
@@ -6572,7 +6493,6 @@
         <w:rPr>
           <w:lang w:val="es-419" w:eastAsia="es-CO"/>
         </w:rPr>
-        <w:lastRenderedPageBreak/>
         <w:t>Los SAF aportan a la transición agroecológica al disminuir la presión sobre los ecosistemas naturales, favorecer la conectividad ecológica entre relictos de bosque y zonas productivas, y consolidar prácticas sostenibles adaptadas al territorio. La diversificación incrementa la resiliencia frente al cambio climático, mejora la fertilidad del suelo, regula el microclima y potencia los ciclos de nutrientes.</w:t>
       </w:r>
     </w:p>
@@ -6708,7 +6628,6 @@
         <w:rPr>
           <w:lang w:val="es-419" w:eastAsia="es-CO"/>
         </w:rPr>
-        <w:lastRenderedPageBreak/>
         <w:t>Generan microclimas, conservan la humedad, protegen de la erosión y favorecen la resiliencia del ecosistema.</w:t>
       </w:r>
     </w:p>
@@ -6911,7 +6830,6 @@
         <w:pStyle w:val="Ttulo4"/>
       </w:pPr>
       <w:r>
-        <w:lastRenderedPageBreak/>
         <w:t>Sistemas silvopastoriles</w:t>
       </w:r>
     </w:p>
@@ -7166,7 +7084,6 @@
           <w:bCs/>
           <w:lang w:val="es-419" w:eastAsia="es-CO"/>
         </w:rPr>
-        <w:lastRenderedPageBreak/>
         <w:t>Control biológico natural</w:t>
       </w:r>
       <w:r>
@@ -7385,7 +7302,6 @@
         <w:rPr>
           <w:lang w:val="es-419" w:eastAsia="es-CO"/>
         </w:rPr>
-        <w:lastRenderedPageBreak/>
         <w:t>Enmiendas para el suelo.</w:t>
       </w:r>
     </w:p>
@@ -7617,7 +7533,6 @@
         <w:rPr>
           <w:lang w:val="es-419" w:eastAsia="es-CO"/>
         </w:rPr>
-        <w:lastRenderedPageBreak/>
         <w:t>Oxígeno: Aireación adecuada.</w:t>
       </w:r>
     </w:p>
@@ -7903,7 +7818,6 @@
         <w:rPr>
           <w:lang w:val="es-419" w:eastAsia="es-CO"/>
         </w:rPr>
-        <w:lastRenderedPageBreak/>
         <w:t>La reducción de desechos orgánicos en fuentes locales.</w:t>
       </w:r>
     </w:p>
@@ -8139,14 +8053,7 @@
         <w:rPr>
           <w:lang w:val="es-419" w:eastAsia="es-CO"/>
         </w:rPr>
-        <w:t xml:space="preserve">En ambientes rurales, la reutilización de materiales provenientes de residuos sólidos, como madera, plástico o metal, es una estrategia eficaz para reducir la </w:t>
-      </w:r>
-      <w:r>
-        <w:rPr>
-          <w:lang w:val="es-419" w:eastAsia="es-CO"/>
-        </w:rPr>
-        <w:lastRenderedPageBreak/>
-        <w:t>generación de desechos y la demanda de nuevos recursos. Esta práctica se enmarca en los principios de la agroecología y la economía circular, y puede aplicarse en:</w:t>
+        <w:t>En ambientes rurales, la reutilización de materiales provenientes de residuos sólidos, como madera, plástico o metal, es una estrategia eficaz para reducir la generación de desechos y la demanda de nuevos recursos. Esta práctica se enmarca en los principios de la agroecología y la economía circular, y puede aplicarse en:</w:t>
       </w:r>
     </w:p>
     <w:p>
@@ -8407,7 +8314,6 @@
           <w:b/>
           <w:bCs/>
         </w:rPr>
-        <w:lastRenderedPageBreak/>
         <w:t>Bioplaguicidas</w:t>
       </w:r>
     </w:p>
@@ -8592,7 +8498,6 @@
         <w:rPr>
           <w:lang w:val="es-419" w:eastAsia="es-CO"/>
         </w:rPr>
-        <w:lastRenderedPageBreak/>
         <w:t>Evitar mezclar estos residuos con otros que no sean aceptados en los puntos de recolección posconsumo.</w:t>
       </w:r>
     </w:p>
@@ -8721,7 +8626,6 @@
           <w:bCs/>
           <w:lang w:val="es-419" w:eastAsia="es-CO"/>
         </w:rPr>
-        <w:lastRenderedPageBreak/>
         <w:t>Biodigestores</w:t>
       </w:r>
       <w:r>
@@ -8907,7 +8811,6 @@
       </w:pPr>
       <w:bookmarkStart w:id="8" w:name="_Toc217318977"/>
       <w:r>
-        <w:lastRenderedPageBreak/>
         <w:t>Plan de intervención: de la línea base a la acción agroecológica</w:t>
       </w:r>
       <w:bookmarkEnd w:id="8"/>
@@ -8991,7 +8894,6 @@
           <w:bCs/>
           <w:lang w:val="es-419" w:eastAsia="es-CO"/>
         </w:rPr>
-        <w:lastRenderedPageBreak/>
         <w:t>A) Identificar los problemas prioritarios</w:t>
       </w:r>
     </w:p>
@@ -9125,7 +9027,6 @@
         <w:rPr>
           <w:lang w:val="es-419" w:eastAsia="es-CO"/>
         </w:rPr>
-        <w:lastRenderedPageBreak/>
         <w:t>Se define quién será responsable de cada acción y con qué recursos contará. Esto incluye materiales, herramientas, asistencia técnica y apoyo comunitario. Una buena asignación de roles y medios fortalece el compromiso y facilita la ejecución.</w:t>
       </w:r>
     </w:p>
@@ -9213,14 +9114,7 @@
         <w:rPr>
           <w:lang w:val="es-419" w:eastAsia="es-CO"/>
         </w:rPr>
-        <w:t xml:space="preserve">La agroecología que florece en nuestra tierra recuerda por qué ser promotor agroecológico es fundamental: acompañar a las comunidades, fortalecer los saberes y cuidar la vida en cada territorio. En los siguientes videos se presenta la experiencia de </w:t>
-      </w:r>
-      <w:r>
-        <w:rPr>
-          <w:lang w:val="es-419" w:eastAsia="es-CO"/>
-        </w:rPr>
-        <w:lastRenderedPageBreak/>
-        <w:t>un promotor que comparte su trabajo, sus aprendizajes y el compromiso que sostiene en cada proceso comunitario.</w:t>
+        <w:t>La agroecología que florece en nuestra tierra recuerda por qué ser promotor agroecológico es fundamental: acompañar a las comunidades, fortalecer los saberes y cuidar la vida en cada territorio. En los siguientes videos se presenta la experiencia de un promotor que comparte su trabajo, sus aprendizajes y el compromiso que sostiene en cada proceso comunitario.</w:t>
       </w:r>
     </w:p>
     <w:p>
@@ -9401,7 +9295,6 @@
         <w:rPr>
           <w:lang w:val="es-CO"/>
         </w:rPr>
-        <w:lastRenderedPageBreak/>
         <w:t>Síntesis</w:t>
       </w:r>
       <w:bookmarkEnd w:id="10"/>
@@ -9496,7 +9389,6 @@
         <w:rPr>
           <w:lang w:val="es-CO"/>
         </w:rPr>
-        <w:lastRenderedPageBreak/>
         <w:t>Material complementario</w:t>
       </w:r>
       <w:bookmarkEnd w:id="11"/>
@@ -9966,7 +9858,6 @@
         <w:rPr>
           <w:lang w:val="es-CO"/>
         </w:rPr>
-        <w:lastRenderedPageBreak/>
         <w:t>Glosario</w:t>
       </w:r>
       <w:bookmarkEnd w:id="12"/>
@@ -10151,7 +10042,6 @@
         <w:rPr>
           <w:lang w:val="es-CO"/>
         </w:rPr>
-        <w:lastRenderedPageBreak/>
         <w:t>Referencias bibliográficas</w:t>
       </w:r>
       <w:bookmarkEnd w:id="13"/>
@@ -10298,11 +10188,7 @@
         <w:ind w:left="993"/>
       </w:pPr>
       <w:r>
-        <w:t xml:space="preserve">Ministerio de Ambiente y Desarrollo Sostenible. (2024). Estrategia nacional de restauración 2023 - 2026. Juntos para recuperar la naturaleza perdida. Bogotá, </w:t>
-      </w:r>
-      <w:r>
-        <w:lastRenderedPageBreak/>
-        <w:t xml:space="preserve">Colombia. </w:t>
+        <w:t xml:space="preserve">Ministerio de Ambiente y Desarrollo Sostenible. (2024). Estrategia nacional de restauración 2023 - 2026. Juntos para recuperar la naturaleza perdida. Bogotá, Colombia. </w:t>
       </w:r>
       <w:hyperlink r:id="rId29" w:history="1">
         <w:r>
@@ -10403,7 +10289,6 @@
         <w:rPr>
           <w:lang w:val="es-CO"/>
         </w:rPr>
-        <w:lastRenderedPageBreak/>
         <w:t>Créditos</w:t>
       </w:r>
       <w:bookmarkEnd w:id="14"/>
@@ -11331,7 +11216,6 @@
               <w:rPr>
                 <w:lang w:val="es-CO"/>
               </w:rPr>
-              <w:lastRenderedPageBreak/>
               <w:t>Carlos Eduardo Garavito Parada</w:t>
             </w:r>
           </w:p>
@@ -11771,7 +11655,7 @@
 </file>
 
 <file path=word/endnotes.xml><?xml version="1.0" encoding="utf-8"?>
-<w:endnotes xmlns:wpc="http://schemas.microsoft.com/office/word/2010/wordprocessingCanvas" xmlns:cx="http://schemas.microsoft.com/office/drawing/2014/chartex" xmlns:cx1="http://schemas.microsoft.com/office/drawing/2015/9/8/chartex" xmlns:cx2="http://schemas.microsoft.com/office/drawing/2015/10/21/chartex" xmlns:cx3="http://schemas.microsoft.com/office/drawing/2016/5/9/chartex" xmlns:cx4="http://schemas.microsoft.com/office/drawing/2016/5/10/chartex" xmlns:cx5="http://schemas.microsoft.com/office/drawing/2016/5/11/chartex" xmlns:cx6="http://schemas.microsoft.com/office/drawing/2016/5/12/chartex" xmlns:cx7="http://schemas.microsoft.com/office/drawing/2016/5/13/chartex" xmlns:cx8="http://schemas.microsoft.com/office/drawing/2016/5/14/chartex" xmlns:mc="http://schemas.openxmlformats.org/markup-compatibility/2006" xmlns:aink="http://schemas.microsoft.com/office/drawing/2016/ink" xmlns:am3d="http://schemas.microsoft.com/office/drawing/2017/model3d" xmlns:o="urn:schemas-microsoft-com:office:office" xmlns:oel="http://schemas.microsoft.com/office/2019/extlst" xmlns:r="http://schemas.openxmlformats.org/officeDocument/2006/relationships" xmlns:m="http://schemas.openxmlformats.org/officeDocument/2006/math" xmlns:v="urn:schemas-microsoft-com:vml" xmlns:wp14="http://schemas.microsoft.com/office/word/2010/wordprocessingDrawing" xmlns:wp="http://schemas.openxmlformats.org/drawingml/2006/wordprocessingDrawing" xmlns:w10="urn:schemas-microsoft-com:office:word" xmlns:w="http://schemas.openxmlformats.org/wordprocessingml/2006/main" xmlns:w14="http://schemas.microsoft.com/office/word/2010/wordml" xmlns:w15="http://schemas.microsoft.com/office/word/2012/wordml" xmlns:w16cex="http://schemas.microsoft.com/office/word/2018/wordml/cex" xmlns:w16cid="http://schemas.microsoft.com/office/word/2016/wordml/cid" xmlns:w16="http://schemas.microsoft.com/office/word/2018/wordml" xmlns:w16sdtdh="http://schemas.microsoft.com/office/word/2020/wordml/sdtdatahash" xmlns:w16se="http://schemas.microsoft.com/office/word/2015/wordml/symex" xmlns:wpg="http://schemas.microsoft.com/office/word/2010/wordprocessingGroup" xmlns:wpi="http://schemas.microsoft.com/office/word/2010/wordprocessingInk" xmlns:wne="http://schemas.microsoft.com/office/word/2006/wordml" xmlns:wps="http://schemas.microsoft.com/office/word/2010/wordprocessingShape" mc:Ignorable="w14 w15 w16se w16cid w16 w16cex w16sdtdh wp14">
+<w:endnotes xmlns:wpc="http://schemas.microsoft.com/office/word/2010/wordprocessingCanvas" xmlns:cx="http://schemas.microsoft.com/office/drawing/2014/chartex" xmlns:cx1="http://schemas.microsoft.com/office/drawing/2015/9/8/chartex" xmlns:cx2="http://schemas.microsoft.com/office/drawing/2015/10/21/chartex" xmlns:cx3="http://schemas.microsoft.com/office/drawing/2016/5/9/chartex" xmlns:cx4="http://schemas.microsoft.com/office/drawing/2016/5/10/chartex" xmlns:cx5="http://schemas.microsoft.com/office/drawing/2016/5/11/chartex" xmlns:cx6="http://schemas.microsoft.com/office/drawing/2016/5/12/chartex" xmlns:cx7="http://schemas.microsoft.com/office/drawing/2016/5/13/chartex" xmlns:cx8="http://schemas.microsoft.com/office/drawing/2016/5/14/chartex" xmlns:mc="http://schemas.openxmlformats.org/markup-compatibility/2006" xmlns:aink="http://schemas.microsoft.com/office/drawing/2016/ink" xmlns:am3d="http://schemas.microsoft.com/office/drawing/2017/model3d" xmlns:o="urn:schemas-microsoft-com:office:office" xmlns:r="http://schemas.openxmlformats.org/officeDocument/2006/relationships" xmlns:m="http://schemas.openxmlformats.org/officeDocument/2006/math" xmlns:v="urn:schemas-microsoft-com:vml" xmlns:wp14="http://schemas.microsoft.com/office/word/2010/wordprocessingDrawing" xmlns:wp="http://schemas.openxmlformats.org/drawingml/2006/wordprocessingDrawing" xmlns:w10="urn:schemas-microsoft-com:office:word" xmlns:w="http://schemas.openxmlformats.org/wordprocessingml/2006/main" xmlns:w14="http://schemas.microsoft.com/office/word/2010/wordml" xmlns:w15="http://schemas.microsoft.com/office/word/2012/wordml" xmlns:w16cex="http://schemas.microsoft.com/office/word/2018/wordml/cex" xmlns:w16cid="http://schemas.microsoft.com/office/word/2016/wordml/cid" xmlns:w16="http://schemas.microsoft.com/office/word/2018/wordml" xmlns:w16se="http://schemas.microsoft.com/office/word/2015/wordml/symex" xmlns:wpg="http://schemas.microsoft.com/office/word/2010/wordprocessingGroup" xmlns:wpi="http://schemas.microsoft.com/office/word/2010/wordprocessingInk" xmlns:wne="http://schemas.microsoft.com/office/word/2006/wordml" xmlns:wps="http://schemas.microsoft.com/office/word/2010/wordprocessingShape" mc:Ignorable="w14 w15 w16se w16cid w16 w16cex wp14">
   <w:endnote w:type="separator" w:id="-1">
     <w:p>
       <w:pPr>
@@ -11796,7 +11680,7 @@
 </file>
 
 <file path=word/footer1.xml><?xml version="1.0" encoding="utf-8"?>
-<w:ftr xmlns:wpc="http://schemas.microsoft.com/office/word/2010/wordprocessingCanvas" xmlns:cx="http://schemas.microsoft.com/office/drawing/2014/chartex" xmlns:cx1="http://schemas.microsoft.com/office/drawing/2015/9/8/chartex" xmlns:cx2="http://schemas.microsoft.com/office/drawing/2015/10/21/chartex" xmlns:cx3="http://schemas.microsoft.com/office/drawing/2016/5/9/chartex" xmlns:cx4="http://schemas.microsoft.com/office/drawing/2016/5/10/chartex" xmlns:cx5="http://schemas.microsoft.com/office/drawing/2016/5/11/chartex" xmlns:cx6="http://schemas.microsoft.com/office/drawing/2016/5/12/chartex" xmlns:cx7="http://schemas.microsoft.com/office/drawing/2016/5/13/chartex" xmlns:cx8="http://schemas.microsoft.com/office/drawing/2016/5/14/chartex" xmlns:mc="http://schemas.openxmlformats.org/markup-compatibility/2006" xmlns:aink="http://schemas.microsoft.com/office/drawing/2016/ink" xmlns:am3d="http://schemas.microsoft.com/office/drawing/2017/model3d" xmlns:o="urn:schemas-microsoft-com:office:office" xmlns:oel="http://schemas.microsoft.com/office/2019/extlst" xmlns:r="http://schemas.openxmlformats.org/officeDocument/2006/relationships" xmlns:m="http://schemas.openxmlformats.org/officeDocument/2006/math" xmlns:v="urn:schemas-microsoft-com:vml" xmlns:wp14="http://schemas.microsoft.com/office/word/2010/wordprocessingDrawing" xmlns:wp="http://schemas.openxmlformats.org/drawingml/2006/wordprocessingDrawing" xmlns:w10="urn:schemas-microsoft-com:office:word" xmlns:w="http://schemas.openxmlformats.org/wordprocessingml/2006/main" xmlns:w14="http://schemas.microsoft.com/office/word/2010/wordml" xmlns:w15="http://schemas.microsoft.com/office/word/2012/wordml" xmlns:w16cex="http://schemas.microsoft.com/office/word/2018/wordml/cex" xmlns:w16cid="http://schemas.microsoft.com/office/word/2016/wordml/cid" xmlns:w16="http://schemas.microsoft.com/office/word/2018/wordml" xmlns:w16sdtdh="http://schemas.microsoft.com/office/word/2020/wordml/sdtdatahash" xmlns:w16se="http://schemas.microsoft.com/office/word/2015/wordml/symex" xmlns:wpg="http://schemas.microsoft.com/office/word/2010/wordprocessingGroup" xmlns:wpi="http://schemas.microsoft.com/office/word/2010/wordprocessingInk" xmlns:wne="http://schemas.microsoft.com/office/word/2006/wordml" xmlns:wps="http://schemas.microsoft.com/office/word/2010/wordprocessingShape" mc:Ignorable="w14 w15 w16se w16cid w16 w16cex w16sdtdh wp14">
+<w:ftr xmlns:wpc="http://schemas.microsoft.com/office/word/2010/wordprocessingCanvas" xmlns:cx="http://schemas.microsoft.com/office/drawing/2014/chartex" xmlns:cx1="http://schemas.microsoft.com/office/drawing/2015/9/8/chartex" xmlns:cx2="http://schemas.microsoft.com/office/drawing/2015/10/21/chartex" xmlns:cx3="http://schemas.microsoft.com/office/drawing/2016/5/9/chartex" xmlns:cx4="http://schemas.microsoft.com/office/drawing/2016/5/10/chartex" xmlns:cx5="http://schemas.microsoft.com/office/drawing/2016/5/11/chartex" xmlns:cx6="http://schemas.microsoft.com/office/drawing/2016/5/12/chartex" xmlns:cx7="http://schemas.microsoft.com/office/drawing/2016/5/13/chartex" xmlns:cx8="http://schemas.microsoft.com/office/drawing/2016/5/14/chartex" xmlns:mc="http://schemas.openxmlformats.org/markup-compatibility/2006" xmlns:aink="http://schemas.microsoft.com/office/drawing/2016/ink" xmlns:am3d="http://schemas.microsoft.com/office/drawing/2017/model3d" xmlns:o="urn:schemas-microsoft-com:office:office" xmlns:r="http://schemas.openxmlformats.org/officeDocument/2006/relationships" xmlns:m="http://schemas.openxmlformats.org/officeDocument/2006/math" xmlns:v="urn:schemas-microsoft-com:vml" xmlns:wp14="http://schemas.microsoft.com/office/word/2010/wordprocessingDrawing" xmlns:wp="http://schemas.openxmlformats.org/drawingml/2006/wordprocessingDrawing" xmlns:w10="urn:schemas-microsoft-com:office:word" xmlns:w="http://schemas.openxmlformats.org/wordprocessingml/2006/main" xmlns:w14="http://schemas.microsoft.com/office/word/2010/wordml" xmlns:w15="http://schemas.microsoft.com/office/word/2012/wordml" xmlns:w16cex="http://schemas.microsoft.com/office/word/2018/wordml/cex" xmlns:w16cid="http://schemas.microsoft.com/office/word/2016/wordml/cid" xmlns:w16="http://schemas.microsoft.com/office/word/2018/wordml" xmlns:w16se="http://schemas.microsoft.com/office/word/2015/wordml/symex" xmlns:wpg="http://schemas.microsoft.com/office/word/2010/wordprocessingGroup" xmlns:wpi="http://schemas.microsoft.com/office/word/2010/wordprocessingInk" xmlns:wne="http://schemas.microsoft.com/office/word/2006/wordml" xmlns:wps="http://schemas.microsoft.com/office/word/2010/wordprocessingShape" mc:Ignorable="w14 w15 w16se w16cid w16 w16cex wp14">
   <w:sdt>
     <w:sdtPr>
       <w:id w:val="-1465197936"/>
@@ -11805,6 +11689,7 @@
         <w:docPartUnique/>
       </w:docPartObj>
     </w:sdtPr>
+    <w:sdtEndPr/>
     <w:sdtContent>
       <w:p>
         <w:pPr>
@@ -11841,7 +11726,7 @@
 </file>
 
 <file path=word/footnotes.xml><?xml version="1.0" encoding="utf-8"?>
-<w:footnotes xmlns:wpc="http://schemas.microsoft.com/office/word/2010/wordprocessingCanvas" xmlns:cx="http://schemas.microsoft.com/office/drawing/2014/chartex" xmlns:cx1="http://schemas.microsoft.com/office/drawing/2015/9/8/chartex" xmlns:cx2="http://schemas.microsoft.com/office/drawing/2015/10/21/chartex" xmlns:cx3="http://schemas.microsoft.com/office/drawing/2016/5/9/chartex" xmlns:cx4="http://schemas.microsoft.com/office/drawing/2016/5/10/chartex" xmlns:cx5="http://schemas.microsoft.com/office/drawing/2016/5/11/chartex" xmlns:cx6="http://schemas.microsoft.com/office/drawing/2016/5/12/chartex" xmlns:cx7="http://schemas.microsoft.com/office/drawing/2016/5/13/chartex" xmlns:cx8="http://schemas.microsoft.com/office/drawing/2016/5/14/chartex" xmlns:mc="http://schemas.openxmlformats.org/markup-compatibility/2006" xmlns:aink="http://schemas.microsoft.com/office/drawing/2016/ink" xmlns:am3d="http://schemas.microsoft.com/office/drawing/2017/model3d" xmlns:o="urn:schemas-microsoft-com:office:office" xmlns:oel="http://schemas.microsoft.com/office/2019/extlst" xmlns:r="http://schemas.openxmlformats.org/officeDocument/2006/relationships" xmlns:m="http://schemas.openxmlformats.org/officeDocument/2006/math" xmlns:v="urn:schemas-microsoft-com:vml" xmlns:wp14="http://schemas.microsoft.com/office/word/2010/wordprocessingDrawing" xmlns:wp="http://schemas.openxmlformats.org/drawingml/2006/wordprocessingDrawing" xmlns:w10="urn:schemas-microsoft-com:office:word" xmlns:w="http://schemas.openxmlformats.org/wordprocessingml/2006/main" xmlns:w14="http://schemas.microsoft.com/office/word/2010/wordml" xmlns:w15="http://schemas.microsoft.com/office/word/2012/wordml" xmlns:w16cex="http://schemas.microsoft.com/office/word/2018/wordml/cex" xmlns:w16cid="http://schemas.microsoft.com/office/word/2016/wordml/cid" xmlns:w16="http://schemas.microsoft.com/office/word/2018/wordml" xmlns:w16sdtdh="http://schemas.microsoft.com/office/word/2020/wordml/sdtdatahash" xmlns:w16se="http://schemas.microsoft.com/office/word/2015/wordml/symex" xmlns:wpg="http://schemas.microsoft.com/office/word/2010/wordprocessingGroup" xmlns:wpi="http://schemas.microsoft.com/office/word/2010/wordprocessingInk" xmlns:wne="http://schemas.microsoft.com/office/word/2006/wordml" xmlns:wps="http://schemas.microsoft.com/office/word/2010/wordprocessingShape" mc:Ignorable="w14 w15 w16se w16cid w16 w16cex w16sdtdh wp14">
+<w:footnotes xmlns:wpc="http://schemas.microsoft.com/office/word/2010/wordprocessingCanvas" xmlns:cx="http://schemas.microsoft.com/office/drawing/2014/chartex" xmlns:cx1="http://schemas.microsoft.com/office/drawing/2015/9/8/chartex" xmlns:cx2="http://schemas.microsoft.com/office/drawing/2015/10/21/chartex" xmlns:cx3="http://schemas.microsoft.com/office/drawing/2016/5/9/chartex" xmlns:cx4="http://schemas.microsoft.com/office/drawing/2016/5/10/chartex" xmlns:cx5="http://schemas.microsoft.com/office/drawing/2016/5/11/chartex" xmlns:cx6="http://schemas.microsoft.com/office/drawing/2016/5/12/chartex" xmlns:cx7="http://schemas.microsoft.com/office/drawing/2016/5/13/chartex" xmlns:cx8="http://schemas.microsoft.com/office/drawing/2016/5/14/chartex" xmlns:mc="http://schemas.openxmlformats.org/markup-compatibility/2006" xmlns:aink="http://schemas.microsoft.com/office/drawing/2016/ink" xmlns:am3d="http://schemas.microsoft.com/office/drawing/2017/model3d" xmlns:o="urn:schemas-microsoft-com:office:office" xmlns:r="http://schemas.openxmlformats.org/officeDocument/2006/relationships" xmlns:m="http://schemas.openxmlformats.org/officeDocument/2006/math" xmlns:v="urn:schemas-microsoft-com:vml" xmlns:wp14="http://schemas.microsoft.com/office/word/2010/wordprocessingDrawing" xmlns:wp="http://schemas.openxmlformats.org/drawingml/2006/wordprocessingDrawing" xmlns:w10="urn:schemas-microsoft-com:office:word" xmlns:w="http://schemas.openxmlformats.org/wordprocessingml/2006/main" xmlns:w14="http://schemas.microsoft.com/office/word/2010/wordml" xmlns:w15="http://schemas.microsoft.com/office/word/2012/wordml" xmlns:w16cex="http://schemas.microsoft.com/office/word/2018/wordml/cex" xmlns:w16cid="http://schemas.microsoft.com/office/word/2016/wordml/cid" xmlns:w16="http://schemas.microsoft.com/office/word/2018/wordml" xmlns:w16se="http://schemas.microsoft.com/office/word/2015/wordml/symex" xmlns:wpg="http://schemas.microsoft.com/office/word/2010/wordprocessingGroup" xmlns:wpi="http://schemas.microsoft.com/office/word/2010/wordprocessingInk" xmlns:wne="http://schemas.microsoft.com/office/word/2006/wordml" xmlns:wps="http://schemas.microsoft.com/office/word/2010/wordprocessingShape" mc:Ignorable="w14 w15 w16se w16cid w16 w16cex wp14">
   <w:footnote w:type="separator" w:id="-1">
     <w:p>
       <w:pPr>
@@ -11866,7 +11751,7 @@
 </file>
 
 <file path=word/header1.xml><?xml version="1.0" encoding="utf-8"?>
-<w:hdr xmlns:wpc="http://schemas.microsoft.com/office/word/2010/wordprocessingCanvas" xmlns:cx="http://schemas.microsoft.com/office/drawing/2014/chartex" xmlns:cx1="http://schemas.microsoft.com/office/drawing/2015/9/8/chartex" xmlns:cx2="http://schemas.microsoft.com/office/drawing/2015/10/21/chartex" xmlns:cx3="http://schemas.microsoft.com/office/drawing/2016/5/9/chartex" xmlns:cx4="http://schemas.microsoft.com/office/drawing/2016/5/10/chartex" xmlns:cx5="http://schemas.microsoft.com/office/drawing/2016/5/11/chartex" xmlns:cx6="http://schemas.microsoft.com/office/drawing/2016/5/12/chartex" xmlns:cx7="http://schemas.microsoft.com/office/drawing/2016/5/13/chartex" xmlns:cx8="http://schemas.microsoft.com/office/drawing/2016/5/14/chartex" xmlns:mc="http://schemas.openxmlformats.org/markup-compatibility/2006" xmlns:aink="http://schemas.microsoft.com/office/drawing/2016/ink" xmlns:am3d="http://schemas.microsoft.com/office/drawing/2017/model3d" xmlns:o="urn:schemas-microsoft-com:office:office" xmlns:oel="http://schemas.microsoft.com/office/2019/extlst" xmlns:r="http://schemas.openxmlformats.org/officeDocument/2006/relationships" xmlns:m="http://schemas.openxmlformats.org/officeDocument/2006/math" xmlns:v="urn:schemas-microsoft-com:vml" xmlns:wp14="http://schemas.microsoft.com/office/word/2010/wordprocessingDrawing" xmlns:wp="http://schemas.openxmlformats.org/drawingml/2006/wordprocessingDrawing" xmlns:w10="urn:schemas-microsoft-com:office:word" xmlns:w="http://schemas.openxmlformats.org/wordprocessingml/2006/main" xmlns:w14="http://schemas.microsoft.com/office/word/2010/wordml" xmlns:w15="http://schemas.microsoft.com/office/word/2012/wordml" xmlns:w16cex="http://schemas.microsoft.com/office/word/2018/wordml/cex" xmlns:w16cid="http://schemas.microsoft.com/office/word/2016/wordml/cid" xmlns:w16="http://schemas.microsoft.com/office/word/2018/wordml" xmlns:w16sdtdh="http://schemas.microsoft.com/office/word/2020/wordml/sdtdatahash" xmlns:w16se="http://schemas.microsoft.com/office/word/2015/wordml/symex" xmlns:wpg="http://schemas.microsoft.com/office/word/2010/wordprocessingGroup" xmlns:wpi="http://schemas.microsoft.com/office/word/2010/wordprocessingInk" xmlns:wne="http://schemas.microsoft.com/office/word/2006/wordml" xmlns:wps="http://schemas.microsoft.com/office/word/2010/wordprocessingShape" mc:Ignorable="w14 w15 w16se w16cid w16 w16cex w16sdtdh wp14">
+<w:hdr xmlns:wpc="http://schemas.microsoft.com/office/word/2010/wordprocessingCanvas" xmlns:cx="http://schemas.microsoft.com/office/drawing/2014/chartex" xmlns:cx1="http://schemas.microsoft.com/office/drawing/2015/9/8/chartex" xmlns:cx2="http://schemas.microsoft.com/office/drawing/2015/10/21/chartex" xmlns:cx3="http://schemas.microsoft.com/office/drawing/2016/5/9/chartex" xmlns:cx4="http://schemas.microsoft.com/office/drawing/2016/5/10/chartex" xmlns:cx5="http://schemas.microsoft.com/office/drawing/2016/5/11/chartex" xmlns:cx6="http://schemas.microsoft.com/office/drawing/2016/5/12/chartex" xmlns:cx7="http://schemas.microsoft.com/office/drawing/2016/5/13/chartex" xmlns:cx8="http://schemas.microsoft.com/office/drawing/2016/5/14/chartex" xmlns:mc="http://schemas.openxmlformats.org/markup-compatibility/2006" xmlns:aink="http://schemas.microsoft.com/office/drawing/2016/ink" xmlns:am3d="http://schemas.microsoft.com/office/drawing/2017/model3d" xmlns:o="urn:schemas-microsoft-com:office:office" xmlns:r="http://schemas.openxmlformats.org/officeDocument/2006/relationships" xmlns:m="http://schemas.openxmlformats.org/officeDocument/2006/math" xmlns:v="urn:schemas-microsoft-com:vml" xmlns:wp14="http://schemas.microsoft.com/office/word/2010/wordprocessingDrawing" xmlns:wp="http://schemas.openxmlformats.org/drawingml/2006/wordprocessingDrawing" xmlns:w10="urn:schemas-microsoft-com:office:word" xmlns:w="http://schemas.openxmlformats.org/wordprocessingml/2006/main" xmlns:w14="http://schemas.microsoft.com/office/word/2010/wordml" xmlns:w15="http://schemas.microsoft.com/office/word/2012/wordml" xmlns:w16cex="http://schemas.microsoft.com/office/word/2018/wordml/cex" xmlns:w16cid="http://schemas.microsoft.com/office/word/2016/wordml/cid" xmlns:w16="http://schemas.microsoft.com/office/word/2018/wordml" xmlns:w16se="http://schemas.microsoft.com/office/word/2015/wordml/symex" xmlns:wpg="http://schemas.microsoft.com/office/word/2010/wordprocessingGroup" xmlns:wpi="http://schemas.microsoft.com/office/word/2010/wordprocessingInk" xmlns:wne="http://schemas.microsoft.com/office/word/2006/wordml" xmlns:wps="http://schemas.microsoft.com/office/word/2010/wordprocessingShape" mc:Ignorable="w14 w15 w16se w16cid w16 w16cex wp14">
   <w:p>
     <w:pPr>
       <w:pStyle w:val="Encabezado"/>
@@ -11952,7 +11837,7 @@
 </file>
 
 <file path=word/numbering.xml><?xml version="1.0" encoding="utf-8"?>
-<w:numbering xmlns:wpc="http://schemas.microsoft.com/office/word/2010/wordprocessingCanvas" xmlns:cx="http://schemas.microsoft.com/office/drawing/2014/chartex" xmlns:cx1="http://schemas.microsoft.com/office/drawing/2015/9/8/chartex" xmlns:cx2="http://schemas.microsoft.com/office/drawing/2015/10/21/chartex" xmlns:cx3="http://schemas.microsoft.com/office/drawing/2016/5/9/chartex" xmlns:cx4="http://schemas.microsoft.com/office/drawing/2016/5/10/chartex" xmlns:cx5="http://schemas.microsoft.com/office/drawing/2016/5/11/chartex" xmlns:cx6="http://schemas.microsoft.com/office/drawing/2016/5/12/chartex" xmlns:cx7="http://schemas.microsoft.com/office/drawing/2016/5/13/chartex" xmlns:cx8="http://schemas.microsoft.com/office/drawing/2016/5/14/chartex" xmlns:mc="http://schemas.openxmlformats.org/markup-compatibility/2006" xmlns:aink="http://schemas.microsoft.com/office/drawing/2016/ink" xmlns:am3d="http://schemas.microsoft.com/office/drawing/2017/model3d" xmlns:o="urn:schemas-microsoft-com:office:office" xmlns:oel="http://schemas.microsoft.com/office/2019/extlst" xmlns:r="http://schemas.openxmlformats.org/officeDocument/2006/relationships" xmlns:m="http://schemas.openxmlformats.org/officeDocument/2006/math" xmlns:v="urn:schemas-microsoft-com:vml" xmlns:wp14="http://schemas.microsoft.com/office/word/2010/wordprocessingDrawing" xmlns:wp="http://schemas.openxmlformats.org/drawingml/2006/wordprocessingDrawing" xmlns:w10="urn:schemas-microsoft-com:office:word" xmlns:w="http://schemas.openxmlformats.org/wordprocessingml/2006/main" xmlns:w14="http://schemas.microsoft.com/office/word/2010/wordml" xmlns:w15="http://schemas.microsoft.com/office/word/2012/wordml" xmlns:w16cex="http://schemas.microsoft.com/office/word/2018/wordml/cex" xmlns:w16cid="http://schemas.microsoft.com/office/word/2016/wordml/cid" xmlns:w16="http://schemas.microsoft.com/office/word/2018/wordml" xmlns:w16sdtdh="http://schemas.microsoft.com/office/word/2020/wordml/sdtdatahash" xmlns:w16se="http://schemas.microsoft.com/office/word/2015/wordml/symex" xmlns:wpg="http://schemas.microsoft.com/office/word/2010/wordprocessingGroup" xmlns:wpi="http://schemas.microsoft.com/office/word/2010/wordprocessingInk" xmlns:wne="http://schemas.microsoft.com/office/word/2006/wordml" xmlns:wps="http://schemas.microsoft.com/office/word/2010/wordprocessingShape" mc:Ignorable="w14 w15 w16se w16cid w16 w16cex w16sdtdh wp14">
+<w:numbering xmlns:wpc="http://schemas.microsoft.com/office/word/2010/wordprocessingCanvas" xmlns:cx="http://schemas.microsoft.com/office/drawing/2014/chartex" xmlns:cx1="http://schemas.microsoft.com/office/drawing/2015/9/8/chartex" xmlns:cx2="http://schemas.microsoft.com/office/drawing/2015/10/21/chartex" xmlns:cx3="http://schemas.microsoft.com/office/drawing/2016/5/9/chartex" xmlns:cx4="http://schemas.microsoft.com/office/drawing/2016/5/10/chartex" xmlns:cx5="http://schemas.microsoft.com/office/drawing/2016/5/11/chartex" xmlns:cx6="http://schemas.microsoft.com/office/drawing/2016/5/12/chartex" xmlns:cx7="http://schemas.microsoft.com/office/drawing/2016/5/13/chartex" xmlns:cx8="http://schemas.microsoft.com/office/drawing/2016/5/14/chartex" xmlns:mc="http://schemas.openxmlformats.org/markup-compatibility/2006" xmlns:aink="http://schemas.microsoft.com/office/drawing/2016/ink" xmlns:am3d="http://schemas.microsoft.com/office/drawing/2017/model3d" xmlns:o="urn:schemas-microsoft-com:office:office" xmlns:r="http://schemas.openxmlformats.org/officeDocument/2006/relationships" xmlns:m="http://schemas.openxmlformats.org/officeDocument/2006/math" xmlns:v="urn:schemas-microsoft-com:vml" xmlns:wp14="http://schemas.microsoft.com/office/word/2010/wordprocessingDrawing" xmlns:wp="http://schemas.openxmlformats.org/drawingml/2006/wordprocessingDrawing" xmlns:w10="urn:schemas-microsoft-com:office:word" xmlns:w="http://schemas.openxmlformats.org/wordprocessingml/2006/main" xmlns:w14="http://schemas.microsoft.com/office/word/2010/wordml" xmlns:w15="http://schemas.microsoft.com/office/word/2012/wordml" xmlns:w16cex="http://schemas.microsoft.com/office/word/2018/wordml/cex" xmlns:w16cid="http://schemas.microsoft.com/office/word/2016/wordml/cid" xmlns:w16="http://schemas.microsoft.com/office/word/2018/wordml" xmlns:w16se="http://schemas.microsoft.com/office/word/2015/wordml/symex" xmlns:wpg="http://schemas.microsoft.com/office/word/2010/wordprocessingGroup" xmlns:wpi="http://schemas.microsoft.com/office/word/2010/wordprocessingInk" xmlns:wne="http://schemas.microsoft.com/office/word/2006/wordml" xmlns:wps="http://schemas.microsoft.com/office/word/2010/wordprocessingShape" mc:Ignorable="w14 w15 w16se w16cid w16 w16cex wp14">
   <w:abstractNum w:abstractNumId="0" w15:restartNumberingAfterBreak="0">
     <w:nsid w:val="FFFFFF89"/>
     <w:multiLevelType w:val="singleLevel"/>
@@ -16517,130 +16402,130 @@
       </w:pPr>
     </w:lvl>
   </w:abstractNum>
-  <w:num w:numId="1" w16cid:durableId="2000957126">
+  <w:num w:numId="1">
     <w:abstractNumId w:val="41"/>
   </w:num>
-  <w:num w:numId="2" w16cid:durableId="1585263860">
+  <w:num w:numId="2">
     <w:abstractNumId w:val="0"/>
   </w:num>
-  <w:num w:numId="3" w16cid:durableId="1338381655">
+  <w:num w:numId="3">
     <w:abstractNumId w:val="16"/>
   </w:num>
-  <w:num w:numId="4" w16cid:durableId="1532257930">
+  <w:num w:numId="4">
     <w:abstractNumId w:val="25"/>
   </w:num>
-  <w:num w:numId="5" w16cid:durableId="998075588">
+  <w:num w:numId="5">
     <w:abstractNumId w:val="17"/>
   </w:num>
-  <w:num w:numId="6" w16cid:durableId="510487278">
+  <w:num w:numId="6">
     <w:abstractNumId w:val="6"/>
   </w:num>
-  <w:num w:numId="7" w16cid:durableId="1230384582">
+  <w:num w:numId="7">
     <w:abstractNumId w:val="18"/>
   </w:num>
-  <w:num w:numId="8" w16cid:durableId="390152994">
+  <w:num w:numId="8">
     <w:abstractNumId w:val="20"/>
   </w:num>
-  <w:num w:numId="9" w16cid:durableId="1930037900">
+  <w:num w:numId="9">
     <w:abstractNumId w:val="21"/>
   </w:num>
-  <w:num w:numId="10" w16cid:durableId="1677875911">
+  <w:num w:numId="10">
     <w:abstractNumId w:val="24"/>
   </w:num>
-  <w:num w:numId="11" w16cid:durableId="852188581">
+  <w:num w:numId="11">
     <w:abstractNumId w:val="19"/>
   </w:num>
-  <w:num w:numId="12" w16cid:durableId="2897523">
+  <w:num w:numId="12">
     <w:abstractNumId w:val="7"/>
   </w:num>
-  <w:num w:numId="13" w16cid:durableId="1095857206">
+  <w:num w:numId="13">
     <w:abstractNumId w:val="10"/>
   </w:num>
-  <w:num w:numId="14" w16cid:durableId="1299650425">
+  <w:num w:numId="14">
     <w:abstractNumId w:val="13"/>
   </w:num>
-  <w:num w:numId="15" w16cid:durableId="1994484248">
+  <w:num w:numId="15">
     <w:abstractNumId w:val="35"/>
   </w:num>
-  <w:num w:numId="16" w16cid:durableId="971256153">
+  <w:num w:numId="16">
     <w:abstractNumId w:val="34"/>
   </w:num>
-  <w:num w:numId="17" w16cid:durableId="1844516874">
+  <w:num w:numId="17">
     <w:abstractNumId w:val="38"/>
   </w:num>
-  <w:num w:numId="18" w16cid:durableId="1644002066">
+  <w:num w:numId="18">
     <w:abstractNumId w:val="14"/>
   </w:num>
-  <w:num w:numId="19" w16cid:durableId="1443459659">
+  <w:num w:numId="19">
     <w:abstractNumId w:val="37"/>
   </w:num>
-  <w:num w:numId="20" w16cid:durableId="909660049">
+  <w:num w:numId="20">
     <w:abstractNumId w:val="11"/>
   </w:num>
-  <w:num w:numId="21" w16cid:durableId="1110471783">
+  <w:num w:numId="21">
     <w:abstractNumId w:val="30"/>
   </w:num>
-  <w:num w:numId="22" w16cid:durableId="1944846591">
+  <w:num w:numId="22">
     <w:abstractNumId w:val="27"/>
   </w:num>
-  <w:num w:numId="23" w16cid:durableId="443698460">
+  <w:num w:numId="23">
     <w:abstractNumId w:val="39"/>
   </w:num>
-  <w:num w:numId="24" w16cid:durableId="1804884733">
+  <w:num w:numId="24">
     <w:abstractNumId w:val="33"/>
   </w:num>
-  <w:num w:numId="25" w16cid:durableId="825172315">
+  <w:num w:numId="25">
     <w:abstractNumId w:val="29"/>
   </w:num>
-  <w:num w:numId="26" w16cid:durableId="863401666">
+  <w:num w:numId="26">
     <w:abstractNumId w:val="23"/>
   </w:num>
-  <w:num w:numId="27" w16cid:durableId="600263310">
+  <w:num w:numId="27">
     <w:abstractNumId w:val="40"/>
   </w:num>
-  <w:num w:numId="28" w16cid:durableId="426002182">
+  <w:num w:numId="28">
     <w:abstractNumId w:val="4"/>
   </w:num>
-  <w:num w:numId="29" w16cid:durableId="328874260">
+  <w:num w:numId="29">
     <w:abstractNumId w:val="36"/>
   </w:num>
-  <w:num w:numId="30" w16cid:durableId="1320115660">
+  <w:num w:numId="30">
     <w:abstractNumId w:val="8"/>
   </w:num>
-  <w:num w:numId="31" w16cid:durableId="391122097">
+  <w:num w:numId="31">
     <w:abstractNumId w:val="15"/>
   </w:num>
-  <w:num w:numId="32" w16cid:durableId="1978609623">
+  <w:num w:numId="32">
     <w:abstractNumId w:val="9"/>
   </w:num>
-  <w:num w:numId="33" w16cid:durableId="1998918589">
+  <w:num w:numId="33">
     <w:abstractNumId w:val="31"/>
   </w:num>
-  <w:num w:numId="34" w16cid:durableId="1054542224">
+  <w:num w:numId="34">
     <w:abstractNumId w:val="3"/>
   </w:num>
-  <w:num w:numId="35" w16cid:durableId="625351633">
+  <w:num w:numId="35">
     <w:abstractNumId w:val="32"/>
   </w:num>
-  <w:num w:numId="36" w16cid:durableId="1241406710">
+  <w:num w:numId="36">
     <w:abstractNumId w:val="12"/>
   </w:num>
-  <w:num w:numId="37" w16cid:durableId="522593911">
+  <w:num w:numId="37">
     <w:abstractNumId w:val="28"/>
   </w:num>
-  <w:num w:numId="38" w16cid:durableId="1406957819">
+  <w:num w:numId="38">
     <w:abstractNumId w:val="1"/>
   </w:num>
-  <w:num w:numId="39" w16cid:durableId="798769418">
+  <w:num w:numId="39">
     <w:abstractNumId w:val="26"/>
   </w:num>
-  <w:num w:numId="40" w16cid:durableId="1570459125">
+  <w:num w:numId="40">
     <w:abstractNumId w:val="2"/>
   </w:num>
-  <w:num w:numId="41" w16cid:durableId="785809166">
+  <w:num w:numId="41">
     <w:abstractNumId w:val="5"/>
   </w:num>
-  <w:num w:numId="42" w16cid:durableId="390276379">
+  <w:num w:numId="42">
     <w:abstractNumId w:val="22"/>
   </w:num>
   <w:numIdMacAtCleanup w:val="42"/>
@@ -16648,7 +16533,7 @@
 </file>
 
 <file path=word/styles.xml><?xml version="1.0" encoding="utf-8"?>
-<w:styles xmlns:mc="http://schemas.openxmlformats.org/markup-compatibility/2006" xmlns:r="http://schemas.openxmlformats.org/officeDocument/2006/relationships" xmlns:w="http://schemas.openxmlformats.org/wordprocessingml/2006/main" xmlns:w14="http://schemas.microsoft.com/office/word/2010/wordml" xmlns:w15="http://schemas.microsoft.com/office/word/2012/wordml" xmlns:w16cex="http://schemas.microsoft.com/office/word/2018/wordml/cex" xmlns:w16cid="http://schemas.microsoft.com/office/word/2016/wordml/cid" xmlns:w16="http://schemas.microsoft.com/office/word/2018/wordml" xmlns:w16sdtdh="http://schemas.microsoft.com/office/word/2020/wordml/sdtdatahash" xmlns:w16se="http://schemas.microsoft.com/office/word/2015/wordml/symex" mc:Ignorable="w14 w15 w16se w16cid w16 w16cex w16sdtdh">
+<w:styles xmlns:mc="http://schemas.openxmlformats.org/markup-compatibility/2006" xmlns:r="http://schemas.openxmlformats.org/officeDocument/2006/relationships" xmlns:w="http://schemas.openxmlformats.org/wordprocessingml/2006/main" xmlns:w14="http://schemas.microsoft.com/office/word/2010/wordml" xmlns:w15="http://schemas.microsoft.com/office/word/2012/wordml" xmlns:w16cex="http://schemas.microsoft.com/office/word/2018/wordml/cex" xmlns:w16cid="http://schemas.microsoft.com/office/word/2016/wordml/cid" xmlns:w16="http://schemas.microsoft.com/office/word/2018/wordml" xmlns:w16se="http://schemas.microsoft.com/office/word/2015/wordml/symex" mc:Ignorable="w14 w15 w16se w16cid w16 w16cex">
   <w:docDefaults>
     <w:rPrDefault>
       <w:rPr>
@@ -18414,10 +18299,6 @@
 </file>
 
 <file path=customXml/item1.xml><?xml version="1.0" encoding="utf-8"?>
-<b:Sources xmlns:b="http://schemas.openxmlformats.org/officeDocument/2006/bibliography" xmlns="http://schemas.openxmlformats.org/officeDocument/2006/bibliography" SelectedStyle="\APASixthEditionOfficeOnline.xsl" StyleName="APA" Version="6"/>
-</file>
-
-<file path=customXml/item2.xml><?xml version="1.0" encoding="utf-8"?>
 <?mso-contentType ?>
 <FormTemplates xmlns="http://schemas.microsoft.com/sharepoint/v3/contenttype/forms">
   <Display>DocumentLibraryForm</Display>
@@ -18426,18 +18307,11 @@
 </FormTemplates>
 </file>
 
-<file path=customXml/item3.xml><?xml version="1.0" encoding="utf-8"?>
-<p:properties xmlns:p="http://schemas.microsoft.com/office/2006/metadata/properties" xmlns:xsi="http://www.w3.org/2001/XMLSchema-instance" xmlns:pc="http://schemas.microsoft.com/office/infopath/2007/PartnerControls">
-  <documentManagement>
-    <TaxCatchAll xmlns="b250f519-6473-4480-8c44-6ee3a3a530c3" xsi:nil="true"/>
-    <lcf76f155ced4ddcb4097134ff3c332f xmlns="d174a4fb-80c2-4523-8d89-375030acacbf">
-      <Terms xmlns="http://schemas.microsoft.com/office/infopath/2007/PartnerControls"/>
-    </lcf76f155ced4ddcb4097134ff3c332f>
-  </documentManagement>
-</p:properties>
+<file path=customXml/item2.xml><?xml version="1.0" encoding="utf-8"?>
+<b:Sources xmlns:b="http://schemas.openxmlformats.org/officeDocument/2006/bibliography" xmlns="http://schemas.openxmlformats.org/officeDocument/2006/bibliography" SelectedStyle="\APASixthEditionOfficeOnline.xsl" StyleName="APA" Version="6"/>
 </file>
 
-<file path=customXml/item4.xml><?xml version="1.0" encoding="utf-8"?>
+<file path=customXml/item3.xml><?xml version="1.0" encoding="utf-8"?>
 <ct:contentTypeSchema xmlns:ct="http://schemas.microsoft.com/office/2006/metadata/contentType" xmlns:ma="http://schemas.microsoft.com/office/2006/metadata/properties/metaAttributes" ct:_="" ma:_="" ma:contentTypeName="Documento" ma:contentTypeID="0x010100EA8A463C70CDF94EBCEAEE24D04F3F8A" ma:contentTypeVersion="12" ma:contentTypeDescription="Crear nuevo documento." ma:contentTypeScope="" ma:versionID="1e64a49c346abf4bbb09fc69347de49c">
   <xsd:schema xmlns:xsd="http://www.w3.org/2001/XMLSchema" xmlns:xs="http://www.w3.org/2001/XMLSchema" xmlns:p="http://schemas.microsoft.com/office/2006/metadata/properties" xmlns:ns2="d174a4fb-80c2-4523-8d89-375030acacbf" xmlns:ns3="b250f519-6473-4480-8c44-6ee3a3a530c3" targetNamespace="http://schemas.microsoft.com/office/2006/metadata/properties" ma:root="true" ma:fieldsID="8ae85b081a60446340f1312666800f88" ns2:_="" ns3:_="">
     <xsd:import namespace="d174a4fb-80c2-4523-8d89-375030acacbf"/>
@@ -18638,7 +18512,26 @@
 </ct:contentTypeSchema>
 </file>
 
+<file path=customXml/item4.xml><?xml version="1.0" encoding="utf-8"?>
+<p:properties xmlns:p="http://schemas.microsoft.com/office/2006/metadata/properties" xmlns:xsi="http://www.w3.org/2001/XMLSchema-instance" xmlns:pc="http://schemas.microsoft.com/office/infopath/2007/PartnerControls">
+  <documentManagement>
+    <TaxCatchAll xmlns="b250f519-6473-4480-8c44-6ee3a3a530c3" xsi:nil="true"/>
+    <lcf76f155ced4ddcb4097134ff3c332f xmlns="d174a4fb-80c2-4523-8d89-375030acacbf">
+      <Terms xmlns="http://schemas.microsoft.com/office/infopath/2007/PartnerControls"/>
+    </lcf76f155ced4ddcb4097134ff3c332f>
+  </documentManagement>
+</p:properties>
+</file>
+
 <file path=customXml/itemProps1.xml><?xml version="1.0" encoding="utf-8"?>
+<ds:datastoreItem xmlns:ds="http://schemas.openxmlformats.org/officeDocument/2006/customXml" ds:itemID="{10663269-2064-4804-8290-36D4A57F5557}">
+  <ds:schemaRefs>
+    <ds:schemaRef ds:uri="http://schemas.microsoft.com/sharepoint/v3/contenttype/forms"/>
+  </ds:schemaRefs>
+</ds:datastoreItem>
+</file>
+
+<file path=customXml/itemProps2.xml><?xml version="1.0" encoding="utf-8"?>
 <ds:datastoreItem xmlns:ds="http://schemas.openxmlformats.org/officeDocument/2006/customXml" ds:itemID="{EAE431FD-7059-4C09-804B-C9D69EB7B213}">
   <ds:schemaRefs>
     <ds:schemaRef ds:uri="http://schemas.openxmlformats.org/officeDocument/2006/bibliography"/>
@@ -18646,26 +18539,7 @@
 </ds:datastoreItem>
 </file>
 
-<file path=customXml/itemProps2.xml><?xml version="1.0" encoding="utf-8"?>
-<ds:datastoreItem xmlns:ds="http://schemas.openxmlformats.org/officeDocument/2006/customXml" ds:itemID="{10663269-2064-4804-8290-36D4A57F5557}">
-  <ds:schemaRefs>
-    <ds:schemaRef ds:uri="http://schemas.microsoft.com/sharepoint/v3/contenttype/forms"/>
-  </ds:schemaRefs>
-</ds:datastoreItem>
-</file>
-
 <file path=customXml/itemProps3.xml><?xml version="1.0" encoding="utf-8"?>
-<ds:datastoreItem xmlns:ds="http://schemas.openxmlformats.org/officeDocument/2006/customXml" ds:itemID="{1279454D-02BE-4A9C-A117-DCD1573E2608}">
-  <ds:schemaRefs>
-    <ds:schemaRef ds:uri="http://schemas.microsoft.com/office/2006/metadata/properties"/>
-    <ds:schemaRef ds:uri="http://schemas.microsoft.com/office/infopath/2007/PartnerControls"/>
-    <ds:schemaRef ds:uri="b250f519-6473-4480-8c44-6ee3a3a530c3"/>
-    <ds:schemaRef ds:uri="d174a4fb-80c2-4523-8d89-375030acacbf"/>
-  </ds:schemaRefs>
-</ds:datastoreItem>
-</file>
-
-<file path=customXml/itemProps4.xml><?xml version="1.0" encoding="utf-8"?>
 <ds:datastoreItem xmlns:ds="http://schemas.openxmlformats.org/officeDocument/2006/customXml" ds:itemID="{7EEE2797-CC73-4264-B6D5-BCCA6A17D663}">
   <ds:schemaRefs>
     <ds:schemaRef ds:uri="http://schemas.microsoft.com/office/2006/metadata/contentType"/>
@@ -18682,4 +18556,15 @@
     <ds:schemaRef ds:uri="http://schemas.microsoft.com/internal/obd"/>
   </ds:schemaRefs>
 </ds:datastoreItem>
+</file>
+
+<file path=customXml/itemProps4.xml><?xml version="1.0" encoding="utf-8"?>
+<ds:datastoreItem xmlns:ds="http://schemas.openxmlformats.org/officeDocument/2006/customXml" ds:itemID="{1279454D-02BE-4A9C-A117-DCD1573E2608}">
+  <ds:schemaRefs>
+    <ds:schemaRef ds:uri="http://schemas.microsoft.com/office/2006/metadata/properties"/>
+    <ds:schemaRef ds:uri="http://schemas.microsoft.com/office/infopath/2007/PartnerControls"/>
+    <ds:schemaRef ds:uri="b250f519-6473-4480-8c44-6ee3a3a530c3"/>
+    <ds:schemaRef ds:uri="d174a4fb-80c2-4523-8d89-375030acacbf"/>
+  </ds:schemaRefs>
+</ds:datastoreItem>
 </file>